--- a/publication/MANUSCRIPT_submission.docx
+++ b/publication/MANUSCRIPT_submission.docx
@@ -138,7 +138,7 @@
           <w:rFonts w:ascii="Times New Roman" w:hAnsi="Times New Roman" w:cs="Times New Roman"/>
           <w:sz w:val="24"/>
         </w:rPr>
-        <w:t xml:space="preserve"> Kidney parenchyma accounts for 103 of 5563 output tracks (1.85%). All four kidney transcription-factor tracks assay CTCF, and cell-type-resolved accessibility is limited to seven DNase tracks, only one from a documented adult donor. Kidney cortex yielded the fewest eligible pairs of any tissue, 59 against a median of 616, at all 36 thresholds tested. Predicted and observed effects correlated at rho 0.505 (95% CI 0.269 to 0.684), unremarkable once other tissues are downsampled to the same size. Kidney ranked sixth of 54 tissue outputs; no comparator showed a significantly higher correlation in paired comparisons, and kidney was nominally higher than 10 of 53 on intervals unadjusted for multiplicity.</w:t>
+        <w:t xml:space="preserve"> Kidney parenchyma accounts for 103 of 5563 output tracks (1.85%). All four kidney transcription-factor tracks assay CCCTC-binding factor (CTCF), and cell-type-resolved accessibility is limited to seven DNase tracks, only one from a documented adult donor. Kidney cortex yielded the fewest eligible pairs of any tissue, 59 against a median of 616, at all 36 thresholds tested. Predicted and observed effects correlated at rho 0.505 (95% CI 0.269 to 0.684), unremarkable once other tissues are downsampled to the same size. Kidney ranked sixth of 54 tissue outputs; no comparator showed a significantly higher correlation in paired comparisons, and kidney was nominally higher than 10 of 53 on intervals unadjusted for multiplicity.</w:t>
       </w:r>
     </w:p>
     <w:p>
@@ -394,7 +394,7 @@
           <w:rFonts w:ascii="Times New Roman" w:hAnsi="Times New Roman" w:cs="Times New Roman"/>
           <w:sz w:val="24"/>
         </w:rPr>
-        <w:t>We asked three questions. What does AlphaGenome expose for kidney? How does it perform on kidney eQTLs relative to other tissues? And does prediction performance depend on choosing the kidney output?</w:t>
+        <w:t>We asked three questions. What does AlphaGenome expose for kidney? How does it perform on kidney expression quantitative trait loci (eQTLs) relative to other tissues? And does prediction performance depend on choosing the kidney output?</w:t>
       </w:r>
     </w:p>
     <w:p>
@@ -427,7 +427,7 @@
           <w:rFonts w:ascii="Times New Roman" w:hAnsi="Times New Roman" w:cs="Times New Roman"/>
           <w:sz w:val="24"/>
         </w:rPr>
-        <w:t>AlphaGenome [6] was accessed through its programmatic interface (alphagenome Python package v0.9.0) between 13 and 14 September 2026, under the developers' non-commercial research terms. Coordinates are GRCh38 and gene identifiers follow the annotation returned by the interface. All scoring used the recommended RNA-seq variant scorer (GeneMaskLFCScorer) with the model's maximum context of 1 048 576 bases centred on the variant; shorter contexts were not used. Stranded gene tracks were merged, which is the interface default.</w:t>
+        <w:t>AlphaGenome [6] was accessed through its programmatic interface (alphagenome Python package v0.9.0) between 13 and 14 September 2026, under the developers' non-commercial research terms. Coordinates are GRCh38 and gene identifiers follow the annotation returned by the interface. All scoring used the recommended RNA sequencing (RNA-seq) variant scorer (GeneMaskLFCScorer) with the model's maximum context of 1 048 576 bases centred on the variant; shorter contexts were not used. Stranded gene tracks were merged, which is the interface default.</w:t>
       </w:r>
     </w:p>
     <w:p>
@@ -540,7 +540,7 @@
           <w:rFonts w:ascii="Times New Roman" w:hAnsi="Times New Roman" w:cs="Times New Roman"/>
           <w:sz w:val="24"/>
         </w:rPr>
-        <w:t>Human experiments were retrieved from the ENCODE portal [12] on 13 September 2026 using the organ facet biosample_ontology.organ_slims=kidney, restricted to Homo sapiens and released status, and classified into tissue or primary cell versus cell line by the same curated approach. Conclusions are restricted to the experiments this query returns. A facet query cannot establish that no further kidney data exist in ENCODE, still less in other repositories or publications.</w:t>
+        <w:t>Human experiments were retrieved from the Encyclopedia of DNA Elements (ENCODE) portal [12] on 13 September 2026 using the organ facet biosample_ontology.organ_slims=kidney, restricted to Homo sapiens and released status, and classified into tissue or primary cell versus cell line by the same curated approach. Conclusions are restricted to the experiments this query returns. A facet query cannot establish that no further kidney data exist in ENCODE, still less in other repositories or publications.</w:t>
       </w:r>
     </w:p>
     <w:p>
@@ -561,7 +561,7 @@
           <w:rFonts w:ascii="Times New Roman" w:hAnsi="Times New Roman" w:cs="Times New Roman"/>
           <w:sz w:val="24"/>
         </w:rPr>
-        <w:t>Ground truth came from the EMBL-EBI eQTL Catalogue [13], which re-quantifies all 49 GTEx tissues [14] through one pipeline under a CC BY 4.0 licence. The catalogue's GTEx is version 8. We used version 8 for comparability with the benchmark reported in the primary publication, not because later releases were unavailable.</w:t>
+        <w:t>Ground truth came from the European Molecular Biology Laboratory European Bioinformatics Institute (EMBL-EBI) eQTL Catalogue [13], which re-quantifies all 49 Genotype-Tissue Expression (GTEx) project tissues [14] through one pipeline under a CC BY 4.0 licence. The catalogue's GTEx is version 8. We used version 8 for comparability with the benchmark reported in the primary publication, not because later releases were unavailable.</w:t>
       </w:r>
     </w:p>
     <w:p>
@@ -737,7 +737,7 @@
           <w:rFonts w:ascii="Times New Roman" w:hAnsi="Times New Roman" w:cs="Times New Roman"/>
           <w:sz w:val="24"/>
         </w:rPr>
-        <w:t>Coverage is uneven across assay types (Figure 1): 0.25% of transcription-factor ChIP tracks, 0.60% of ATAC and 0.72% of histone ChIP, against 3.45% of RNA-seq and 4.26% of DNase. No kidney contact map or PRO-cap track is exposed.</w:t>
+        <w:t>Coverage is uneven across assay types (Figure 1): 0.25% of transcription-factor chromatin immunoprecipitation sequencing (ChIP-seq) tracks, 0.60% of assay for transposase-accessible chromatin (ATAC) and 0.72% of histone ChIP-seq, against 3.45% of RNA-seq and 4.26% of deoxyribonuclease I hypersensitivity sequencing (DNase-seq). No kidney contact map or PRO-cap track is exposed.</w:t>
       </w:r>
     </w:p>
     <w:p>
@@ -758,7 +758,7 @@
           <w:rFonts w:ascii="Times New Roman" w:hAnsi="Times New Roman" w:cs="Times New Roman"/>
           <w:sz w:val="24"/>
         </w:rPr>
-        <w:t>All four kidney transcription-factor tracks assay CTCF, a factor relevant to kidney biology but not one that characterises kidney regulatory identity. No other regulatory factor is directly assayed in kidney. HEK293 alone carries 111 transcription-factor tracks covering 110 distinct factors.</w:t>
+        <w:t>All four kidney transcription-factor tracks assay CCCTC-binding factor (CTCF), a factor relevant to kidney biology but not one that characterises kidney regulatory identity. No other regulatory factor is directly assayed in kidney. HEK293 alone carries 111 transcription-factor tracks covering 110 distinct factors.</w:t>
       </w:r>
     </w:p>
     <w:p>
@@ -986,7 +986,7 @@
           <w:rFonts w:ascii="Times New Roman" w:hAnsi="Times New Roman" w:cs="Times New Roman"/>
           <w:sz w:val="24"/>
         </w:rPr>
-        <w:t>Three boundaries on what follows. A correlation of 0.505 among selected fine-mapped eQTLs is not a statement of adequacy, which would require a defined task and threshold, and is not evidence of diagnostic or clinical utility. Kidney's estimate is too imprecise, and no equivalence margin was specified, to support a claim that kidney matches other tissues. And limited experimental data is not the only constraint, since cell-type-resolved kidney accessibility data that do exist [18, 19] are also not represented.</w:t>
+        <w:t>Three boundaries on what follows: 1) A correlation of 0.505 among selected fine-mapped eQTLs is not a statement of adequacy, which would require a defined task and threshold, and is not evidence of diagnostic or clinical utility. 2) Kidney's estimate is too imprecise, and no equivalence margin was specified, to support a claim that kidney matches other tissues. And 3) limited experimental data is not the only constraint, since cell-type-resolved kidney accessibility data that do exist [18, 19] are also not represented.</w:t>
       </w:r>
     </w:p>
     <w:p>

--- a/publication/MANUSCRIPT_submission.docx
+++ b/publication/MANUSCRIPT_submission.docx
@@ -1362,6 +1362,29 @@
       </w:r>
     </w:p>
     <w:p>
+      <w:r>
+        <w:rPr>
+          <w:rFonts w:ascii="Times New Roman" w:hAnsi="Times New Roman" w:cs="Times New Roman"/>
+          <w:sz w:val="24"/>
+        </w:rPr>
+      </w:r>
+      <w:r>
+        <w:rPr>
+          <w:rFonts w:ascii="Times New Roman" w:hAnsi="Times New Roman" w:cs="Times New Roman"/>
+          <w:b/>
+          <w:sz w:val="24"/>
+        </w:rPr>
+        <w:t>Declaration of generative AI use.</w:t>
+      </w:r>
+      <w:r>
+        <w:rPr>
+          <w:rFonts w:ascii="Times New Roman" w:hAnsi="Times New Roman" w:cs="Times New Roman"/>
+          <w:sz w:val="24"/>
+        </w:rPr>
+        <w:t xml:space="preserve"> During the preparation of this work the author used Claude (Opus 5, Anthropic) to search and verify the published literature, to check quoted figures and citations against primary sources, and to draft and revise the analysis code and the text. After using this tool the author reviewed and edited the content as needed and takes full responsibility for the content of the publication. The tool is not listed as an author and does not meet authorship criteria.</w:t>
+      </w:r>
+    </w:p>
+    <w:p>
       <w:pPr>
         <w:pStyle w:val="Heading2"/>
       </w:pPr>
@@ -1379,7 +1402,7 @@
           <w:rFonts w:ascii="Times New Roman" w:hAnsi="Times New Roman" w:cs="Times New Roman"/>
           <w:sz w:val="24"/>
         </w:rPr>
-        <w:t>CL is the sole author. CL conceived the study, designed the analyses, wrote the analysis code, performed the analyses, prepared the figures, and wrote and approved the manuscript.</w:t>
+        <w:t>CL is the sole author. CL conceived the study, designed and directed the analyses, verified all results against the source data, prepared the figures, and prepared and approved the final manuscript. Generative AI assistance is declared in the Acknowledgements; CL takes full responsibility for the content.</w:t>
       </w:r>
     </w:p>
     <w:p>
@@ -1421,7 +1444,7 @@
           <w:rFonts w:ascii="Times New Roman" w:hAnsi="Times New Roman" w:cs="Times New Roman"/>
           <w:sz w:val="24"/>
         </w:rPr>
-        <w:t>The author declares no conflict of interest.</w:t>
+        <w:t>The author declares no conflict of interest. The author has no financial or personal relationship with Google DeepMind, whose model is evaluated here, nor with Anthropic, whose assistant was used in preparing the manuscript as declared in the Acknowledgements.</w:t>
       </w:r>
     </w:p>
     <w:p>

--- a/publication/MANUSCRIPT_submission.docx
+++ b/publication/MANUSCRIPT_submission.docx
@@ -230,7 +230,7 @@
           <w:rFonts w:ascii="Times New Roman" w:hAnsi="Times New Roman" w:cs="Times New Roman"/>
           <w:sz w:val="24"/>
         </w:rPr>
-        <w:t>Sequence-to-function models predict regulatory activity from DNA and are being proposed for prioritising non-coding variants in kidney disease.</w:t>
+        <w:t>Sequence-to-function models such as AlphaGenome predict regulatory activity from DNA and are increasingly proposed for interpreting non-coding variants in kidney disease, where most common-variant heritability lies in tubular and podocyte regulatory elements.</w:t>
       </w:r>
     </w:p>
     <w:p>
@@ -242,7 +242,19 @@
           <w:rFonts w:ascii="Times New Roman" w:hAnsi="Times New Roman" w:cs="Times New Roman"/>
           <w:sz w:val="24"/>
         </w:rPr>
-        <w:t>Their reported performance is usually summarised across tissues, so it is not obvious how well any single tissue is represented or predicted.</w:t>
+        <w:t>Performance is usually reported as an average across tissues, so how well any single tissue is represented inside such a model, or predicted by it, had not been established.</w:t>
+      </w:r>
+    </w:p>
+    <w:p>
+      <w:pPr>
+        <w:pStyle w:val="ListBullet"/>
+      </w:pPr>
+      <w:r>
+        <w:rPr>
+          <w:rFonts w:ascii="Times New Roman" w:hAnsi="Times New Roman" w:cs="Times New Roman"/>
+          <w:sz w:val="24"/>
+        </w:rPr>
+        <w:t>This mattered because clinicians and researchers are beginning to rely on these predictions for kidney loci before anyone has asked how much kidney evidence actually underlies them.</w:t>
       </w:r>
     </w:p>
     <w:p>
@@ -276,7 +288,7 @@
           <w:rFonts w:ascii="Times New Roman" w:hAnsi="Times New Roman" w:cs="Times New Roman"/>
           <w:sz w:val="24"/>
         </w:rPr>
-        <w:t>Kidney parenchyma occupies 103 of 5563 AlphaGenome output tracks (1.85%); the only kidney transcription factor represented is CTCF, and cell-type-resolved accessibility rests on seven DNase tracks, one from a documented adult donor.</w:t>
+        <w:t>Kidney occupies 103 of 5563 AlphaGenome output tracks (1.85%). The only kidney transcription factor represented is CTCF, and cell-type-resolved accessibility rests on seven DNase tracks, only one from a documented adult donor.</w:t>
       </w:r>
     </w:p>
     <w:p>
@@ -288,7 +300,7 @@
           <w:rFonts w:ascii="Times New Roman" w:hAnsi="Times New Roman" w:cs="Times New Roman"/>
           <w:sz w:val="24"/>
         </w:rPr>
-        <w:t>Kidney cortex supplies the fewest eligible fine-mapped pairs of any of the 49 GTEx tissues, 59 against a median of 616, so its performance estimate is the least well evidenced in the benchmark rather than simply the weakest.</w:t>
+        <w:t>Kidney cortex supplies the fewest eligible fine-mapped variant-gene pairs of all 49 GTEx tissues, 59 against a median of 616, at every threshold tested, so its performance estimate is the least well evidenced rather than simply the weakest.</w:t>
       </w:r>
     </w:p>
     <w:p>
@@ -300,7 +312,7 @@
           <w:rFonts w:ascii="Times New Roman" w:hAnsi="Times New Roman" w:cs="Times New Roman"/>
           <w:sz w:val="24"/>
         </w:rPr>
-        <w:t>Re-scoring the same variants with each tissue output in turn, the kidney output ranked sixth of 54 and no comparator was significantly better, so these data do not establish that the tissue label is doing the work.</w:t>
+        <w:t>Re-scoring the same variants with each of 54 tissue outputs, kidney ranked sixth and no comparator was significantly better. The key message is that a kidney-labelled prediction is not demonstrably using kidney identity.</w:t>
       </w:r>
     </w:p>
     <w:p>
@@ -334,7 +346,7 @@
           <w:rFonts w:ascii="Times New Roman" w:hAnsi="Times New Roman" w:cs="Times New Roman"/>
           <w:sz w:val="24"/>
         </w:rPr>
-        <w:t>Performance figures quoted for kidney should carry their sample size, because the kidney estimate rests on roughly a tenth of the data of a typical tissue.</w:t>
+        <w:t>Predictions from these models should not yet carry diagnostic weight when interpreting non-coding variants of uncertain significance in inherited kidney disease, because the kidney evidence beneath a headline correlation is thinner than it appears.</w:t>
       </w:r>
     </w:p>
     <w:p>
@@ -346,7 +358,19 @@
           <w:rFonts w:ascii="Times New Roman" w:hAnsi="Times New Roman" w:cs="Times New Roman"/>
           <w:sz w:val="24"/>
         </w:rPr>
-        <w:t>Groups applying these models to kidney disease loci should state which output they used and evaluate against a matched measured reference.</w:t>
+        <w:t>Any kidney performance figure quoted in a paper, guideline or laboratory report should be accompanied by its sample size; here the kidney estimate rests on roughly a tenth of the data of a typical tissue.</w:t>
+      </w:r>
+    </w:p>
+    <w:p>
+      <w:pPr>
+        <w:pStyle w:val="ListBullet"/>
+      </w:pPr>
+      <w:r>
+        <w:rPr>
+          <w:rFonts w:ascii="Times New Roman" w:hAnsi="Times New Roman" w:cs="Times New Roman"/>
+          <w:sz w:val="24"/>
+        </w:rPr>
+        <w:t>Groups applying these tools to kidney loci should state which tissue output they used and evaluate against a matched measured reference, so that claims of tissue specificity can be checked rather than assumed.</w:t>
       </w:r>
     </w:p>
     <w:p>
@@ -696,6 +720,27 @@
           <w:sz w:val="24"/>
         </w:rPr>
         <w:t>Because a difference in correlation between two tracks on the same observations requires an interval, differences from the kidney track were estimated by bootstrap resampling of the variant-gene pairs, paired across tracks. To distinguish similar performance from similar predictions, the tracks' prediction vectors were also correlated directly with one another.</w:t>
+      </w:r>
+    </w:p>
+    <w:p>
+      <w:pPr>
+        <w:pStyle w:val="Heading3"/>
+      </w:pPr>
+      <w:r>
+        <w:rPr>
+          <w:rFonts w:ascii="Times New Roman" w:hAnsi="Times New Roman" w:cs="Times New Roman"/>
+          <w:sz w:val="24"/>
+        </w:rPr>
+        <w:t>2.10 Use of generative AI</w:t>
+      </w:r>
+    </w:p>
+    <w:p>
+      <w:r>
+        <w:rPr>
+          <w:rFonts w:ascii="Times New Roman" w:hAnsi="Times New Roman" w:cs="Times New Roman"/>
+          <w:sz w:val="24"/>
+        </w:rPr>
+        <w:t>The analysis code was written and revised with the assistance of a generative AI tool, Claude (Opus 5, Anthropic), which was also used to search and verify the published literature and to check reported figures against their primary sources. The author specified the analyses, inspected the code, and verified every reported number against the deposited output files, which reproduce the results independently of how the code was written. The full declaration appears in the Acknowledgements.</w:t>
       </w:r>
     </w:p>
     <w:p>
